--- a/pdfs/DL PEL-HIL Getting Started - DC chopper.docx
+++ b/pdfs/DL PEL-HIL Getting Started - DC chopper.docx
@@ -572,7 +572,15 @@
           <w:b/>
           <w:bCs/>
         </w:rPr>
-        <w:t>H-bridge</w:t>
+        <w:t>H-</w:t>
+      </w:r>
+      <w:proofErr w:type="gramStart"/>
+      <w:r>
+        <w:rPr>
+          <w:b/>
+          <w:bCs/>
+        </w:rPr>
+        <w:t>bridge</w:t>
       </w:r>
       <w:r>
         <w:rPr>
@@ -586,7 +594,15 @@
           <w:b/>
           <w:bCs/>
         </w:rPr>
-        <w:t xml:space="preserve"> and </w:t>
+        <w:t xml:space="preserve"> and</w:t>
+      </w:r>
+      <w:proofErr w:type="gramEnd"/>
+      <w:r>
+        <w:rPr>
+          <w:b/>
+          <w:bCs/>
+        </w:rPr>
+        <w:t xml:space="preserve"> </w:t>
       </w:r>
       <w:r>
         <w:t>b</w:t>
@@ -826,6 +842,7 @@
         <w:t xml:space="preserve">To open the example for reference, run </w:t>
       </w:r>
       <w:proofErr w:type="spellStart"/>
+      <w:proofErr w:type="gramStart"/>
       <w:r>
         <w:rPr>
           <w:b/>
@@ -839,20 +856,33 @@
           <w:b/>
           <w:bCs/>
         </w:rPr>
-        <w:t>('</w:t>
+        <w:t>(</w:t>
+      </w:r>
+      <w:proofErr w:type="gramEnd"/>
+      <w:r>
+        <w:rPr>
+          <w:b/>
+          <w:bCs/>
+        </w:rPr>
+        <w:t>'</w:t>
       </w:r>
       <w:r>
         <w:t xml:space="preserve"> </w:t>
       </w:r>
-      <w:proofErr w:type="spellStart"/>
-      <w:r>
-        <w:rPr>
-          <w:b/>
-          <w:bCs/>
-        </w:rPr>
-        <w:t>dc_chopper</w:t>
-      </w:r>
-      <w:proofErr w:type="spellEnd"/>
+      <w:r>
+        <w:rPr>
+          <w:b/>
+          <w:bCs/>
+        </w:rPr>
+        <w:t>4q</w:t>
+      </w:r>
+      <w:r>
+        <w:rPr>
+          <w:b/>
+          <w:bCs/>
+        </w:rPr>
+        <w:t>_chopper</w:t>
+      </w:r>
       <w:r>
         <w:rPr>
           <w:b/>
@@ -2067,12 +2097,21 @@
         <w:t xml:space="preserve">, </w:t>
       </w:r>
       <w:proofErr w:type="spellStart"/>
-      <w:r>
-        <w:rPr>
-          <w:b/>
-          <w:bCs/>
-        </w:rPr>
-        <w:t>Enable_host</w:t>
+      <w:proofErr w:type="gramStart"/>
+      <w:r>
+        <w:rPr>
+          <w:b/>
+          <w:bCs/>
+        </w:rPr>
+        <w:t>Enable</w:t>
+      </w:r>
+      <w:proofErr w:type="gramEnd"/>
+      <w:r>
+        <w:rPr>
+          <w:b/>
+          <w:bCs/>
+        </w:rPr>
+        <w:t>_host</w:t>
       </w:r>
       <w:proofErr w:type="spellEnd"/>
       <w:r>
@@ -5053,11 +5092,19 @@
         <w:t xml:space="preserve">, </w:t>
       </w:r>
       <w:proofErr w:type="spellStart"/>
-      <w:r>
-        <w:rPr>
-          <w:lang w:val="en-US"/>
-        </w:rPr>
-        <w:t>Enable_host</w:t>
+      <w:proofErr w:type="gramStart"/>
+      <w:r>
+        <w:rPr>
+          <w:lang w:val="en-US"/>
+        </w:rPr>
+        <w:t>Enable</w:t>
+      </w:r>
+      <w:proofErr w:type="gramEnd"/>
+      <w:r>
+        <w:rPr>
+          <w:lang w:val="en-US"/>
+        </w:rPr>
+        <w:t>_host</w:t>
       </w:r>
       <w:proofErr w:type="spellEnd"/>
       <w:r>
